--- a/ky/discovery-articles/6.22 Электрондук почта.docx
+++ b/ky/discovery-articles/6.22 Электрондук почта.docx
@@ -4,580 +4,386 @@
   <w:body>
     <w:p>
       <w:pPr>
-        <w:keepNext/>
-        <w:spacing w:before="280" w:after="120"/>
+        <w:pStyle w:val="Title"/>
+        <w:widowControl/>
       </w:pPr>
       <w:r>
-        <w:rPr>
-          <w:rFonts w:ascii="Calibri" w:hAnsi="Calibri" w:eastAsia="Calibri"/>
-          <w:b/>
-          <w:i w:val="0"/>
-          <w:color w:val="004E8C"/>
-          <w:sz w:val="44"/>
-        </w:rPr>
         <w:t>6.22 Электрондук почта</w:t>
       </w:r>
     </w:p>
     <w:p>
       <w:pPr>
-        <w:spacing w:after="80"/>
+        <w:keepNext/>
+        <w:widowControl/>
       </w:pPr>
       <w:r>
         <w:rPr>
-          <w:rFonts w:ascii="Calibri" w:hAnsi="Calibri" w:eastAsia="Calibri"/>
-          <w:b w:val="0"/>
-          <w:i/>
-          <w:color w:val="505050"/>
-          <w:sz w:val="22"/>
+          <w:sz w:val="20"/>
         </w:rPr>
         <w:t>6. Санарип технологиялар, космос жана байланыш</w:t>
       </w:r>
     </w:p>
     <w:p>
       <w:pPr>
-        <w:spacing w:after="200"/>
+        <w:keepNext/>
+        <w:widowControl/>
       </w:pPr>
       <w:r>
         <w:rPr>
-          <w:rFonts w:ascii="Calibri" w:hAnsi="Calibri" w:eastAsia="Calibri"/>
-          <w:b w:val="0"/>
-          <w:i/>
-          <w:sz w:val="22"/>
+          <w:sz w:val="20"/>
         </w:rPr>
-        <w:t>Мезгил: болжол менен 1971-жыл (Томлинсондун тармактык почтасы); 1980–1990-жылдары интернет аркылуу массалык жайылышы | Негизги өкүлдөр: Рэй Томлинсон; убакытты бөлүштүргөн компьютерлердеги мурдагы билдирүү системалары; кийин SMTP жана башка протоколдорду иштеп чыккан IETF адистери</w:t>
+        <w:t>Мезгил: болжол менен 1971-жыл (Томлинсондун тармактык каты); 1980–1990-жылдары интернетте кеңири кабыл алуу | Негизги салым кошкондор: Рэй Томлинсон; мурдагы жалпы компьютердеги кабарлашуу; кийин IETFтин SMTP жана тектеш стандарттары</w:t>
       </w:r>
     </w:p>
     <w:p>
       <w:pPr>
-        <w:spacing w:after="160" w:line="276" w:lineRule="auto"/>
+        <w:widowControl/>
       </w:pPr>
       <w:r>
-        <w:rPr>
-          <w:rFonts w:ascii="Calibri" w:hAnsi="Calibri" w:eastAsia="Calibri"/>
-          <w:b w:val="0"/>
-          <w:i w:val="0"/>
-          <w:sz w:val="22"/>
-        </w:rPr>
-        <w:t>Электрондук почта жазуу түрүндөгү билдирүүнү санарип текст катары жөнөтүп, сиз ачканга чейин почта кутусунда сактайт. @ белгиси бар дарек компьютерлерди почта кабыл алуучу жайга айлантып, жумуштагы жана жеке кат алышууну түп-тамырынан өзгөрттү.</w:t>
+        <w:t>Электрондук почта жазылган кабарды санарип текст катары жөнөтүп, ачылганга чейин почта кутусунда сактайт. @ белгиси бар дарек компьютерлерди почта түйүнүнө айландырып, жумуш жана жеке кат алышууну өзгөрткөн.</w:t>
       </w:r>
     </w:p>
     <w:p>
       <w:pPr>
-        <w:keepNext/>
-        <w:spacing w:before="240" w:after="120"/>
+        <w:pStyle w:val="Heading1"/>
+        <w:widowControl/>
       </w:pPr>
       <w:r>
-        <w:rPr>
-          <w:rFonts w:ascii="Calibri" w:hAnsi="Calibri" w:eastAsia="Calibri"/>
-          <w:b/>
-          <w:i w:val="0"/>
-          <w:color w:val="004E8C"/>
-          <w:sz w:val="28"/>
-        </w:rPr>
-        <w:t>Негизги фактылар</w:t>
+        <w:t>Негизги маалыматтар</w:t>
       </w:r>
     </w:p>
     <w:p>
       <w:pPr>
         <w:pStyle w:val="ListBullet"/>
+        <w:widowControl/>
       </w:pPr>
       <w:r>
-        <w:rPr>
-          <w:rFonts w:ascii="Calibri" w:hAnsi="Calibri" w:eastAsia="Calibri"/>
-          <w:b w:val="0"/>
-          <w:i w:val="0"/>
-          <w:sz w:val="22"/>
-        </w:rPr>
-        <w:t>Рэй Томлинсон болжол менен 1971-жылы ARPANET аркылуу алгачкы тармактык электрондук каттардын бирин жөнөтүп, даректерге @ белгисин киргизген</w:t>
+        <w:t>Рэй Томлинсон болжол менен 1971-жылы Өркүндөтүлгөн изилдөө долбоорлору агенттигинин ARPANET тармагында алгачкы каттарды жөнөтүп, дарек үчүн @ белгисин тандаган.</w:t>
       </w:r>
     </w:p>
     <w:p>
       <w:pPr>
         <w:pStyle w:val="ListBullet"/>
+        <w:widowControl/>
       </w:pPr>
       <w:r>
-        <w:rPr>
-          <w:rFonts w:ascii="Calibri" w:hAnsi="Calibri" w:eastAsia="Calibri"/>
-          <w:b w:val="0"/>
-          <w:i w:val="0"/>
-          <w:sz w:val="22"/>
-        </w:rPr>
-        <w:t>Электрондук почта асинхрондуу иштейт: жөнөтүүчү менен алуучу бир учурда интернетте болууга тийиш эмес</w:t>
+        <w:t>Электрондук почта асинхрондуу: жөнөтүүчү менен алуучу бир убакта онлайн болушу шарт эмес.</w:t>
       </w:r>
     </w:p>
     <w:p>
       <w:pPr>
         <w:pStyle w:val="ListBullet"/>
+        <w:widowControl/>
       </w:pPr>
       <w:r>
-        <w:rPr>
-          <w:rFonts w:ascii="Calibri" w:hAnsi="Calibri" w:eastAsia="Calibri"/>
-          <w:b w:val="0"/>
-          <w:i w:val="0"/>
-          <w:sz w:val="22"/>
-        </w:rPr>
-        <w:t>SMTP жана ага байланыштуу стандарттар каттын ар башка системалар арасында өтүшүн камсыз кылган</w:t>
+        <w:t>SMTP жана тектеш стандарттар катты ар башка системалардан өткөргөн.</w:t>
       </w:r>
     </w:p>
     <w:p>
       <w:pPr>
         <w:pStyle w:val="ListBullet"/>
+        <w:widowControl/>
       </w:pPr>
       <w:r>
-        <w:rPr>
-          <w:rFonts w:ascii="Calibri" w:hAnsi="Calibri" w:eastAsia="Calibri"/>
-          <w:b w:val="0"/>
-          <w:i w:val="0"/>
-          <w:sz w:val="22"/>
-        </w:rPr>
-        <w:t>Тиркемелер, веб-почта жана мобилдик колдонмолор ошол эле негизги идеяны кеңейткен</w:t>
+        <w:t>Тиркелген файлдар, веб почта жана мобилдик тиркемелер ошол негизги идеяны кеңейткен.</w:t>
       </w:r>
     </w:p>
     <w:p>
       <w:pPr>
         <w:pStyle w:val="ListBullet"/>
+        <w:widowControl/>
       </w:pPr>
       <w:r>
-        <w:rPr>
-          <w:rFonts w:ascii="Calibri" w:hAnsi="Calibri" w:eastAsia="Calibri"/>
-          <w:b w:val="0"/>
-          <w:i w:val="0"/>
-          <w:sz w:val="22"/>
-        </w:rPr>
-        <w:t>Кабарлашуу колдонмолору көбөйгөнүнө карабастан, электрондук почта жумуш чөйрөсүндө маанилүү бойдон калууда</w:t>
+        <w:t>Чат тиркемелери көбөйсө да, электрондук почта жумушта маанилүү бойдон калат.</w:t>
       </w:r>
     </w:p>
     <w:p>
       <w:pPr>
-        <w:keepNext/>
-        <w:spacing w:before="240" w:after="120"/>
+        <w:pStyle w:val="Heading1"/>
+        <w:widowControl/>
       </w:pPr>
       <w:r>
-        <w:rPr>
-          <w:rFonts w:ascii="Calibri" w:hAnsi="Calibri" w:eastAsia="Calibri"/>
-          <w:b/>
-          <w:i w:val="0"/>
-          <w:color w:val="004E8C"/>
-          <w:sz w:val="28"/>
-        </w:rPr>
-        <w:t>Бул эмне</w:t>
+        <w:t>Бул эмне?</w:t>
       </w:r>
     </w:p>
     <w:p>
       <w:pPr>
-        <w:spacing w:after="160" w:line="276" w:lineRule="auto"/>
+        <w:widowControl/>
       </w:pPr>
       <w:r>
-        <w:rPr>
-          <w:rFonts w:ascii="Calibri" w:hAnsi="Calibri" w:eastAsia="Calibri"/>
-          <w:b w:val="0"/>
-          <w:i w:val="0"/>
-          <w:sz w:val="22"/>
-        </w:rPr>
-        <w:t>Электрондук почта — дарек аркылуу таанылган компьютер колдонуучуларынын ортосунда текстти, кийин файлдарды да жөнөтүү системасы. Билдирүү бир серверден экинчисине өткөрүлүп, окулганга чейин почта кутусунда сакталат; демек, маектешүү жандуу жүрүүгө тийиш эмес. Каттын баш маалыматы, папкалар жана керексиз кат чыпкалары чоң агымды иреттейт. Күнүмдүк тил менен айтканда, электрондук почта — электрондук ылдамдыкта жеткен жана ар бир нускасы дээрлик бекер болгон кат.</w:t>
+        <w:t>Электрондук почта дарек менен аныкталган компьютер колдонуучуларынын ортосунда текст, кийин файл жөнөткөн система. Кабар аралык түйүндөрдө сакталат, кийинкисине өткөрүлөт жана окулганга чейин кутуда күтөт. Демек, сүйлөшүү ошол замат жүрүшү шарт эмес. Башкы маалыматтар, папкалар жана керексиз кат чыпкалары агымды уюштурат. Бул электрондук ылдамдыкта жүргөн, бир көчүрмөсүнүн чыгымы дээрлик жок кат.</w:t>
       </w:r>
     </w:p>
     <w:p>
       <w:pPr>
-        <w:keepNext/>
-        <w:spacing w:before="240" w:after="120"/>
+        <w:pStyle w:val="Heading1"/>
+        <w:widowControl/>
       </w:pPr>
       <w:r>
-        <w:rPr>
-          <w:rFonts w:ascii="Calibri" w:hAnsi="Calibri" w:eastAsia="Calibri"/>
-          <w:b/>
-          <w:i w:val="0"/>
-          <w:color w:val="004E8C"/>
-          <w:sz w:val="28"/>
-        </w:rPr>
-        <w:t>Аны ким ачкан же ойлоп тапкан</w:t>
+        <w:t xml:space="preserve">Ким ойлоп тапкан</w:t>
       </w:r>
     </w:p>
     <w:p>
       <w:pPr>
-        <w:spacing w:after="160" w:line="276" w:lineRule="auto"/>
+        <w:widowControl/>
       </w:pPr>
       <w:r>
-        <w:rPr>
-          <w:rFonts w:ascii="Calibri" w:hAnsi="Calibri" w:eastAsia="Calibri"/>
-          <w:b w:val="0"/>
-          <w:i w:val="0"/>
-          <w:sz w:val="22"/>
-        </w:rPr>
-        <w:t>Тармак пайда боло электе эле бир чоң компьютерди чогуу колдонгон адамдардын ортосунда жергиликтүү билдирүү системалары болгон. Рэй Томлинсон ARPANETтеги ар башка компьютерлерге кат жеткирүүнү ишке ашырып, user@host түрүндөгү даректи жайылткан. Көптөгөн инженерлер ар башка системалардын биргелешип иштешин камсыз кылган программаларды, серверлерди жана RFC стандарттарын жазышкан. Томлинсон бул тарыхтын символу, бирок почта кутусу жалпы стандарттардын натыйжасы.</w:t>
+        <w:t>Бир компьютерди убакыт бөлүшүп колдонгондордун жергиликтүү кабарлашуусу тармактан мурда болгон. Рэй Томлинсон ARPANET компьютерлеринин ортосунда почтаны байланыштырган жана user@host — колдонуучу@түйүн — дарегин жайылткан. Көп инженер кардар программаларды, серверлерди жана RFC — талкууга сунушталган техникалык документтерди — жазып, системаларды шайкеш кылган. Интернет инженердик жумушчу тобу — IETF — жөнөкөй почта өткөрүү протоколу SMTP сыяктуу стандарттарды өнүктүргөн. Томлинсон белгилүү ысым, ал эми куту жалпы стандарттардын жемиши.</w:t>
       </w:r>
     </w:p>
     <w:p>
       <w:pPr>
-        <w:keepNext/>
-        <w:spacing w:before="240" w:after="120"/>
+        <w:pStyle w:val="Heading1"/>
+        <w:widowControl/>
       </w:pPr>
       <w:r>
-        <w:rPr>
-          <w:rFonts w:ascii="Calibri" w:hAnsi="Calibri" w:eastAsia="Calibri"/>
-          <w:b/>
-          <w:i w:val="0"/>
-          <w:color w:val="004E8C"/>
-          <w:sz w:val="28"/>
-        </w:rPr>
-        <w:t>Качан жана кантип пайда болгон</w:t>
+        <w:t>Качан жана кантип пайда болгон?</w:t>
       </w:r>
     </w:p>
     <w:p>
       <w:pPr>
-        <w:spacing w:after="160" w:line="276" w:lineRule="auto"/>
+        <w:widowControl/>
       </w:pPr>
       <w:r>
-        <w:rPr>
-          <w:rFonts w:ascii="Calibri" w:hAnsi="Calibri" w:eastAsia="Calibri"/>
-          <w:b w:val="0"/>
-          <w:i w:val="0"/>
-          <w:sz w:val="22"/>
-        </w:rPr>
-        <w:t>1971-жылдан кийин электрондук почта адегенде изилдөөчүлөрдүн, андан соң 1980-жылдары университеттер менен компаниялардын арасында тарады. 1990-жылдары интернеттин өсүшү жана коммерциялык кызматтар кадимки адамдарга да электрондук дарек берди. Веб-почта менен смартфон почта кутусун кеңсе үстөлүнө байлануудан бошотту. Каттардын саны кескин көбөйгөндө, спам менен фишинг да кеңири тарады. Негизги үлгү ошол бойдон калды: бир убакта онлайн болууну талап кылбаган дүйнөлүк жазуу жүзүндөгү баарлашуу.</w:t>
+        <w:t>1971-жылдан кийин почта изилдөөчүлөргө, 1980-жылдары университет жана компанияларга тараган. 1990-жылдардагы интернет өсүшү жана коммерциялык кызматтар даректи кадимки адамдарга жеткирген. Веб почта менен смартфон кутуну кеңсе үстөлүнөн бошоткон. Көлөм кескин өскөн; артынан керексиз жарнама жана маалымат уурдаган фишинг келген. Негизги үлгү сакталган: дүйнөлүк масштабдагы убактысы дал келбеген жазуу сүйлөшүүсү.</w:t>
       </w:r>
     </w:p>
     <w:p>
       <w:pPr>
-        <w:keepNext/>
-        <w:spacing w:before="240" w:after="120"/>
+        <w:pStyle w:val="Heading1"/>
+        <w:widowControl/>
       </w:pPr>
       <w:r>
-        <w:rPr>
-          <w:rFonts w:ascii="Calibri" w:hAnsi="Calibri" w:eastAsia="Calibri"/>
-          <w:b/>
-          <w:i w:val="0"/>
-          <w:color w:val="004E8C"/>
-          <w:sz w:val="28"/>
-        </w:rPr>
-        <w:t>Илимий жактан мааниси</w:t>
+        <w:t>Илим үчүн мааниси</w:t>
       </w:r>
     </w:p>
     <w:p>
       <w:pPr>
-        <w:spacing w:after="160" w:line="276" w:lineRule="auto"/>
+        <w:widowControl/>
       </w:pPr>
       <w:r>
-        <w:rPr>
-          <w:rFonts w:ascii="Calibri" w:hAnsi="Calibri" w:eastAsia="Calibri"/>
-          <w:b w:val="0"/>
-          <w:i w:val="0"/>
-          <w:sz w:val="22"/>
-        </w:rPr>
-        <w:t>Электрондук почта маалыматты ишенимдүү сактап, кийинки түйүнгө өткөргөн тармакты, дарек берүү ыкмаларын, кийин санариптик кол тамга менен шифрлөө каражаттарын өнүктүрдү. Ал айрым бөлүгү иштен чыкса да иштей берүүгө тийиш болгон протоколдордун маанилүү мисалы. Маалыматтын ашыкча көптүгү жана аны маанилүүлүгүнө жараша иреттөө почта кутусунан чыккан илимий көйгөйгө айланды. Электрондук почта бири-биринен салыштырмалуу көз карандысыз билдирүүлөр бөлүштүрүлгөн жумушту бириктире аларын далилдеди.</w:t>
+        <w:t>Почта ишенимдүү сактап-өткөрүүнү, даректөөнү, кийин криптографиялык кол жана шифрлөө кошумчаларын талап кылган. Ал системанын бир бөлүгү иштебегенде да туруштук берген протоколдордун мисалы. Маалымат ашыкчалыгы жана иреттөө кутудан чыккан изилдөө маселеси болгон. Көз карандысыз убакта келген кабарлар алыстагы ишти бириктире алары далилденген.</w:t>
       </w:r>
     </w:p>
     <w:p>
       <w:pPr>
-        <w:keepNext/>
-        <w:spacing w:before="240" w:after="120"/>
+        <w:pStyle w:val="Heading1"/>
+        <w:widowControl/>
       </w:pPr>
       <w:r>
-        <w:rPr>
-          <w:rFonts w:ascii="Calibri" w:hAnsi="Calibri" w:eastAsia="Calibri"/>
-          <w:b/>
-          <w:i w:val="0"/>
-          <w:color w:val="004E8C"/>
-          <w:sz w:val="28"/>
-        </w:rPr>
-        <w:t>Кийинки өнүгүүлөргө тийгизген таасири</w:t>
+        <w:t>Кийинки өнүгүүгө тийгизген таасири</w:t>
       </w:r>
     </w:p>
     <w:p>
       <w:pPr>
-        <w:spacing w:after="160" w:line="276" w:lineRule="auto"/>
+        <w:widowControl/>
       </w:pPr>
       <w:r>
-        <w:rPr>
-          <w:rFonts w:ascii="Calibri" w:hAnsi="Calibri" w:eastAsia="Calibri"/>
-          <w:b w:val="0"/>
-          <w:i w:val="0"/>
-          <w:sz w:val="22"/>
-        </w:rPr>
-        <w:t>Форумдагы билдирүүлөр, SMS жана чат колдонмолору асинхрондуу талкуу жибин электрондук почтадан мурастаган. Компаниянын иш процесси, тапшырмалар жана эскертмелер дагы эле почта аркылуу өтөт. Сырсөздү калыбына келтирүү жана төлөм дүмүрчөгү сыяктуу санарип өздүк дарекке ээ болууга таянат. Азыркы кабарлашуу кызматтары электрондук почтанын баш аламандыгынан качууга аракет кылып жатып, анын кеңири жетүүсүн кайталап келет. Визиткадагы @ белгиси — көзгө көрүнгөн инфраструктура.</w:t>
+        <w:t>Форум билдирүүлөрү, кыска кабар кызматы — SMS — жана чаттар асинхрондуу тизмекти мурастаган. Ишкана процесстери, жардам өтүнмөлөрү жана эскертмелер дагы эле почтадан өтөт. Сырсөздү калыбына келтирүү жана төлөм дүмүрчөгүн алуу сыяктуу иштер адамдын электрондук дарегине жетүү мүмкүнчүлүгүнө байланышат. Азыркы кабарлашуу почтанын башаламандыгынан качып, анын жетүү мүмкүнчүлүгүн көчүрүүгө аракеттенет. Визиткадагы @ — инфраструктуранын белгиси.</w:t>
       </w:r>
     </w:p>
     <w:p>
       <w:pPr>
-        <w:keepNext/>
-        <w:spacing w:before="240" w:after="120"/>
+        <w:pStyle w:val="Heading1"/>
+        <w:widowControl/>
       </w:pPr>
       <w:r>
-        <w:rPr>
-          <w:rFonts w:ascii="Calibri" w:hAnsi="Calibri" w:eastAsia="Calibri"/>
-          <w:b/>
-          <w:i w:val="0"/>
-          <w:color w:val="004E8C"/>
-          <w:sz w:val="28"/>
-        </w:rPr>
-        <w:t>Адамдардын жашоосун кантип өзгөрткөн</w:t>
+        <w:t>Адамдардын жашоосун кантип өзгөрткөн?</w:t>
       </w:r>
     </w:p>
     <w:p>
       <w:pPr>
-        <w:spacing w:after="160" w:line="276" w:lineRule="auto"/>
+        <w:widowControl/>
       </w:pPr>
       <w:r>
-        <w:rPr>
-          <w:rFonts w:ascii="Calibri" w:hAnsi="Calibri" w:eastAsia="Calibri"/>
-          <w:b w:val="0"/>
-          <w:i w:val="0"/>
-          <w:sz w:val="22"/>
-        </w:rPr>
-        <w:t>Кеңсе иши почта кутусунун айланасына уюшулуп, кечки убакыт окулбаган каттардын белгилерине толду. Океандын ары жагында жашаган үй-бүлөлөр арзан жана күн сайын байланышууга мүмкүнчүлүк алды. Кагаз катка салыштырганда расмийлик азайып, анын ордуна жаңы этикет калыптанды. Сүйүү каттары менен жумуш сунуштары келген эле канал аркылуу алдамчылык да жетти. Жарым кылымдан бери электрондук почта мекемелердин адамга расмий кайрылган негизги жолу болуп келет.</w:t>
+        <w:t>Кеңсе иши кутунун айланасында уюшулуп, кечтер окулбаган кабарларга толгон. Океан бөлгөн үй-бүлөлөр арзан күнүмдүк байланыш алган. Кагаз катка салыштырганда расмийлик азайып, кийин жаңы этикет калыптанган. Сүйүү каты менен жумуш сунушу келген каналдан алдамчылык да келген. Жарым кылым бою мекемелер адамга расмий түрдө көбүнчө электрондук почта менен кайрылып келет.</w:t>
       </w:r>
     </w:p>
     <w:p>
       <w:pPr>
-        <w:keepNext/>
-        <w:spacing w:before="240" w:after="120"/>
+        <w:pStyle w:val="Heading1"/>
+        <w:widowControl/>
       </w:pPr>
       <w:r>
-        <w:rPr>
-          <w:rFonts w:ascii="Calibri" w:hAnsi="Calibri" w:eastAsia="Calibri"/>
-          <w:b/>
-          <w:i w:val="0"/>
-          <w:color w:val="004E8C"/>
-          <w:sz w:val="28"/>
-        </w:rPr>
-        <w:t>Булактар жана шилтемелер</w:t>
+        <w:t>Булактар жана кошумча окуу</w:t>
       </w:r>
     </w:p>
     <w:p>
       <w:pPr>
-        <w:keepNext/>
-        <w:spacing w:before="240" w:after="120"/>
+        <w:pStyle w:val="Heading2"/>
+        <w:widowControl/>
       </w:pPr>
       <w:r>
         <w:rPr>
-          <w:rFonts w:ascii="Calibri" w:hAnsi="Calibri" w:eastAsia="Calibri"/>
-          <w:b/>
-          <w:i w:val="0"/>
-          <w:color w:val="004E8C"/>
-          <w:sz w:val="24"/>
+          <w:sz w:val="20"/>
         </w:rPr>
-        <w:t>A. Китептер жана негизги илимий эмгектер</w:t>
+        <w:t>Китептер жана негизги илимий эмгектер</w:t>
       </w:r>
     </w:p>
     <w:p>
       <w:pPr>
-        <w:spacing w:after="80"/>
-        <w:ind w:left="360"/>
+        <w:widowControl/>
       </w:pPr>
       <w:r>
         <w:rPr>
-          <w:rFonts w:ascii="Calibri" w:hAnsi="Calibri" w:eastAsia="Calibri"/>
-          <w:b w:val="0"/>
-          <w:i w:val="0"/>
-          <w:sz w:val="22"/>
+          <w:sz w:val="20"/>
         </w:rPr>
         <w:t>1. Abbate, Janet. Inventing the Internet. Cambridge, MA: MIT Press, 1999.</w:t>
       </w:r>
     </w:p>
     <w:p>
       <w:pPr>
-        <w:keepNext/>
-        <w:spacing w:before="240" w:after="120"/>
+        <w:pStyle w:val="Heading2"/>
+        <w:widowControl/>
       </w:pPr>
       <w:r>
         <w:rPr>
-          <w:rFonts w:ascii="Calibri" w:hAnsi="Calibri" w:eastAsia="Calibri"/>
-          <w:b/>
-          <w:i w:val="0"/>
-          <w:color w:val="004E8C"/>
-          <w:sz w:val="24"/>
+          <w:sz w:val="20"/>
         </w:rPr>
-        <w:t>C. Мекемелердин материалдары жана энциклопедиялык булактар</w:t>
+        <w:t>Уюмдардын жана энциклопедиялардын материалдары</w:t>
       </w:r>
     </w:p>
     <w:p>
       <w:pPr>
-        <w:spacing w:after="80"/>
-        <w:ind w:left="360"/>
+        <w:widowControl/>
       </w:pPr>
       <w:r>
         <w:rPr>
-          <w:rFonts w:ascii="Calibri" w:hAnsi="Calibri" w:eastAsia="Calibri"/>
-          <w:b w:val="0"/>
-          <w:i w:val="0"/>
-          <w:sz w:val="22"/>
+          <w:sz w:val="20"/>
         </w:rPr>
-        <w:t>1. Encyclopaedia Britannica. «Электрондук почта».</w:t>
-      </w:r>
-      <w:r>
-        <w:rPr>
-          <w:rFonts w:ascii="Calibri" w:hAnsi="Calibri" w:eastAsia="Calibri"/>
-          <w:b w:val="0"/>
-          <w:i w:val="0"/>
-          <w:sz w:val="22"/>
-        </w:rPr>
-        <w:t xml:space="preserve"> </w:t>
+        <w:t xml:space="preserve">1. Encyclopaedia Britannica. 'Email.' </w:t>
       </w:r>
       <w:hyperlink r:id="rId9">
         <w:r>
           <w:rPr>
-            <w:rFonts w:ascii="Calibri" w:hAnsi="Calibri" w:eastAsia="Calibri"/>
-            <w:b w:val="0"/>
-            <w:i w:val="0"/>
-            <w:sz w:val="22"/>
-            <w:color w:val="0563C1"/>
-            <w:u w:val="single"/>
+            <w:sz w:val="20"/>
           </w:rPr>
           <w:t>https://www.britannica.com/technology/email</w:t>
         </w:r>
       </w:hyperlink>
+      <w:r>
+        <w:rPr>
+          <w:sz w:val="20"/>
+        </w:rPr>
+      </w:r>
     </w:p>
     <w:p>
       <w:pPr>
-        <w:spacing w:after="80"/>
-        <w:ind w:left="360"/>
+        <w:widowControl/>
       </w:pPr>
       <w:r>
         <w:rPr>
-          <w:rFonts w:ascii="Calibri" w:hAnsi="Calibri" w:eastAsia="Calibri"/>
-          <w:b w:val="0"/>
-          <w:i w:val="0"/>
-          <w:sz w:val="22"/>
+          <w:sz w:val="20"/>
         </w:rPr>
-        <w:t>2. Internet Hall of Fame. Рэймонд Томлинсон.</w:t>
-      </w:r>
-      <w:r>
-        <w:rPr>
-          <w:rFonts w:ascii="Calibri" w:hAnsi="Calibri" w:eastAsia="Calibri"/>
-          <w:b w:val="0"/>
-          <w:i w:val="0"/>
-          <w:sz w:val="22"/>
-        </w:rPr>
-        <w:t xml:space="preserve"> </w:t>
+        <w:t xml:space="preserve">2. Internet Hall of Fame. Raymond Tomlinson. </w:t>
       </w:r>
       <w:hyperlink r:id="rId10">
         <w:r>
           <w:rPr>
-            <w:rFonts w:ascii="Calibri" w:hAnsi="Calibri" w:eastAsia="Calibri"/>
-            <w:b w:val="0"/>
-            <w:i w:val="0"/>
-            <w:sz w:val="22"/>
-            <w:color w:val="0563C1"/>
-            <w:u w:val="single"/>
+            <w:sz w:val="20"/>
           </w:rPr>
           <w:t>https://www.internethalloffame.org/inductee/raymond-tomlinson/</w:t>
         </w:r>
       </w:hyperlink>
-    </w:p>
-    <w:p>
-      <w:pPr>
-        <w:keepNext/>
-        <w:spacing w:before="240" w:after="120"/>
-      </w:pPr>
       <w:r>
         <w:rPr>
-          <w:rFonts w:ascii="Calibri" w:hAnsi="Calibri" w:eastAsia="Calibri"/>
-          <w:b/>
-          <w:i w:val="0"/>
-          <w:color w:val="004E8C"/>
-          <w:sz w:val="24"/>
+          <w:sz w:val="20"/>
         </w:rPr>
-        <w:t>D. Музейлердин, архивдердин жана китепканалардын материалдары</w:t>
       </w:r>
     </w:p>
     <w:p>
       <w:pPr>
-        <w:spacing w:after="80"/>
-        <w:ind w:left="360"/>
+        <w:pStyle w:val="Heading2"/>
+        <w:widowControl/>
       </w:pPr>
       <w:r>
         <w:rPr>
-          <w:rFonts w:ascii="Calibri" w:hAnsi="Calibri" w:eastAsia="Calibri"/>
-          <w:b w:val="0"/>
-          <w:i w:val="0"/>
-          <w:sz w:val="22"/>
+          <w:sz w:val="20"/>
         </w:rPr>
-        <w:t>1. Computer History Museum. Тармак жана электрондук почта тарыхы боюнча материалдар.</w:t>
+        <w:t>Музейлердин, архивдердин жана китепканалардын материалдары</w:t>
       </w:r>
+    </w:p>
+    <w:p>
+      <w:pPr>
+        <w:widowControl/>
+      </w:pPr>
       <w:r>
         <w:rPr>
-          <w:rFonts w:ascii="Calibri" w:hAnsi="Calibri" w:eastAsia="Calibri"/>
-          <w:b w:val="0"/>
-          <w:i w:val="0"/>
-          <w:sz w:val="22"/>
+          <w:sz w:val="20"/>
         </w:rPr>
-        <w:t xml:space="preserve"> </w:t>
+        <w:t xml:space="preserve">1. Computer History Museum. Networking and email history resources. </w:t>
       </w:r>
       <w:hyperlink r:id="rId11">
         <w:r>
           <w:rPr>
-            <w:rFonts w:ascii="Calibri" w:hAnsi="Calibri" w:eastAsia="Calibri"/>
-            <w:b w:val="0"/>
-            <w:i w:val="0"/>
-            <w:sz w:val="22"/>
-            <w:color w:val="0563C1"/>
-            <w:u w:val="single"/>
+            <w:sz w:val="20"/>
           </w:rPr>
           <w:t>https://www.computerhistory.org/</w:t>
         </w:r>
       </w:hyperlink>
-    </w:p>
-    <w:p>
-      <w:pPr>
-        <w:keepNext/>
-        <w:spacing w:before="240" w:after="120"/>
-      </w:pPr>
       <w:r>
         <w:rPr>
-          <w:rFonts w:ascii="Calibri" w:hAnsi="Calibri" w:eastAsia="Calibri"/>
-          <w:b/>
-          <w:i w:val="0"/>
-          <w:color w:val="004E8C"/>
-          <w:sz w:val="24"/>
+          <w:sz w:val="20"/>
         </w:rPr>
-        <w:t>J. Басма сөз, илимий-популярдуу жана жалпы маалымат булактары</w:t>
       </w:r>
     </w:p>
     <w:p>
       <w:pPr>
-        <w:spacing w:after="80"/>
-        <w:ind w:left="360"/>
+        <w:pStyle w:val="Heading2"/>
+        <w:widowControl/>
       </w:pPr>
       <w:r>
         <w:rPr>
-          <w:rFonts w:ascii="Calibri" w:hAnsi="Calibri" w:eastAsia="Calibri"/>
-          <w:b w:val="0"/>
-          <w:i w:val="0"/>
-          <w:sz w:val="22"/>
+          <w:sz w:val="20"/>
         </w:rPr>
-        <w:t>1. Smithsonian Magazine. «Электрондук почтанын ойлоп табылышынын күтүүсүз тарыхы».</w:t>
+        <w:t>Басма сөз, илимий-популярдуу жана маалымдама материалдар</w:t>
       </w:r>
+    </w:p>
+    <w:p>
+      <w:pPr>
+        <w:widowControl/>
+      </w:pPr>
       <w:r>
         <w:rPr>
-          <w:rFonts w:ascii="Calibri" w:hAnsi="Calibri" w:eastAsia="Calibri"/>
-          <w:b w:val="0"/>
-          <w:i w:val="0"/>
-          <w:sz w:val="22"/>
+          <w:sz w:val="20"/>
         </w:rPr>
-        <w:t xml:space="preserve"> </w:t>
+        <w:t xml:space="preserve">1. Smithsonian Magazine. 'The Surprising History of the Invention of Email.' </w:t>
       </w:r>
       <w:hyperlink r:id="rId12">
         <w:r>
           <w:rPr>
-            <w:rFonts w:ascii="Calibri" w:hAnsi="Calibri" w:eastAsia="Calibri"/>
-            <w:b w:val="0"/>
-            <w:i w:val="0"/>
-            <w:sz w:val="22"/>
-            <w:color w:val="0563C1"/>
-            <w:u w:val="single"/>
+            <w:sz w:val="20"/>
           </w:rPr>
           <w:t>https://www.smithsonianmag.com/innovation/how-email-was-invented-180974344/</w:t>
         </w:r>
       </w:hyperlink>
+      <w:r>
+        <w:rPr>
+          <w:sz w:val="20"/>
+        </w:rPr>
+      </w:r>
     </w:p>
     <w:sectPr>
-      <w:pgSz w:w="12240" w:h="15840"/>
-      <w:pgMar w:top="1296" w:right="1440" w:bottom="1296" w:left="1440" w:header="720" w:footer="720" w:gutter="0"/>
+      <w:footerReference w:type="default" r:id="rId13"/>
+      <w:pgSz w:w="11906" w:h="16838"/>
+      <w:pgMar w:top="1020" w:right="1134" w:bottom="1020" w:left="1134" w:header="720" w:footer="720" w:gutter="0"/>
       <w:cols w:space="720"/>
       <w:docGrid w:linePitch="360"/>
     </w:sectPr>
   </w:body>
 </w:document>
+</file>
+
+<file path=word/footer1.xml><?xml version="1.0" encoding="utf-8"?>
+<w:ftr xmlns:m="http://schemas.openxmlformats.org/officeDocument/2006/math" xmlns:mc="http://schemas.openxmlformats.org/markup-compatibility/2006" xmlns:mo="http://schemas.microsoft.com/office/mac/office/2008/main" xmlns:mv="urn:schemas-microsoft-com:mac:vml" xmlns:o="urn:schemas-microsoft-com:office:office" xmlns:r="http://schemas.openxmlformats.org/officeDocument/2006/relationships" xmlns:v="urn:schemas-microsoft-com:vml" xmlns:w10="urn:schemas-microsoft-com:office:word" xmlns:w14="http://schemas.microsoft.com/office/word/2010/wordml" xmlns:w="http://schemas.openxmlformats.org/wordprocessingml/2006/main" xmlns:wne="http://schemas.microsoft.com/office/word/2006/wordml" xmlns:wp14="http://schemas.microsoft.com/office/word/2010/wordprocessingDrawing" xmlns:wp="http://schemas.openxmlformats.org/drawingml/2006/wordprocessingDrawing" xmlns:wpc="http://schemas.microsoft.com/office/word/2010/wordprocessingCanvas" xmlns:wpg="http://schemas.microsoft.com/office/word/2010/wordprocessingGroup" xmlns:wpi="http://schemas.microsoft.com/office/word/2010/wordprocessingInk" xmlns:wps="http://schemas.microsoft.com/office/word/2010/wordprocessingShape" mc:Ignorable="w14 wp14">
+  <w:p>
+    <w:pPr>
+      <w:pStyle w:val="Footer"/>
+      <w:jc w:val="right"/>
+    </w:pPr>
+    <w:fldSimple w:instr="PAGE"/>
+  </w:p>
+</w:ftr>
 </file>
 
 <file path=word/numbering.xml><?xml version="1.0" encoding="utf-8"?>
@@ -788,7 +594,7 @@
   <w:docDefaults>
     <w:rPrDefault>
       <w:rPr>
-        <w:rFonts w:asciiTheme="minorHAnsi" w:eastAsiaTheme="minorEastAsia" w:hAnsiTheme="minorHAnsi" w:cstheme="minorBidi"/>
+        <w:rFonts/>
         <w:sz w:val="22"/>
         <w:szCs w:val="22"/>
         <w:lang w:val="en-US" w:eastAsia="en-US" w:bidi="ar-SA"/>
@@ -943,6 +749,15 @@
     <w:name w:val="Normal"/>
     <w:qFormat/>
     <w:rsid w:val="00FC693F"/>
+    <w:pPr>
+      <w:spacing w:after="120" w:line="259" w:lineRule="auto"/>
+    </w:pPr>
+    <w:rPr>
+      <w:rFonts w:ascii="Times New Roman" w:hAnsi="Times New Roman"/>
+      <w:color w:val="000000"/>
+      <w:sz w:val="24"/>
+      <w:lang w:val="ky-KG"/>
+    </w:rPr>
   </w:style>
   <w:style w:type="paragraph" w:styleId="Header">
     <w:name w:val="header"/>
@@ -999,16 +814,17 @@
     <w:pPr>
       <w:keepNext/>
       <w:keepLines/>
-      <w:spacing w:before="480" w:after="0"/>
+      <w:spacing w:before="480" w:after="120" w:line="259" w:lineRule="auto"/>
       <w:outlineLvl w:val="0"/>
     </w:pPr>
     <w:rPr>
-      <w:rFonts w:asciiTheme="majorHAnsi" w:eastAsiaTheme="majorEastAsia" w:hAnsiTheme="majorHAnsi" w:cstheme="majorBidi"/>
+      <w:rFonts w:ascii="Times New Roman" w:hAnsi="Times New Roman"/>
       <w:b/>
       <w:bCs/>
-      <w:color w:val="365F91" w:themeColor="accent1" w:themeShade="BF"/>
-      <w:sz w:val="28"/>
+      <w:color w:val="000000"/>
+      <w:sz w:val="26"/>
       <w:szCs w:val="28"/>
+      <w:lang w:val="ky-KG"/>
     </w:rPr>
   </w:style>
   <w:style w:type="paragraph" w:styleId="Heading2">
@@ -1023,16 +839,17 @@
     <w:pPr>
       <w:keepNext/>
       <w:keepLines/>
-      <w:spacing w:before="200" w:after="0"/>
+      <w:spacing w:before="200" w:after="120" w:line="259" w:lineRule="auto"/>
       <w:outlineLvl w:val="1"/>
     </w:pPr>
     <w:rPr>
-      <w:rFonts w:asciiTheme="majorHAnsi" w:eastAsiaTheme="majorEastAsia" w:hAnsiTheme="majorHAnsi" w:cstheme="majorBidi"/>
+      <w:rFonts w:ascii="Times New Roman" w:hAnsi="Times New Roman"/>
       <w:b/>
       <w:bCs/>
-      <w:color w:val="4F81BD" w:themeColor="accent1"/>
+      <w:color w:val="000000"/>
       <w:sz w:val="26"/>
       <w:szCs w:val="26"/>
+      <w:lang w:val="ky-KG"/>
     </w:rPr>
   </w:style>
   <w:style w:type="paragraph" w:styleId="Heading3">
@@ -1051,7 +868,7 @@
       <w:outlineLvl w:val="2"/>
     </w:pPr>
     <w:rPr>
-      <w:rFonts w:asciiTheme="majorHAnsi" w:eastAsiaTheme="majorEastAsia" w:hAnsiTheme="majorHAnsi" w:cstheme="majorBidi"/>
+      <w:rFonts/>
       <w:b/>
       <w:bCs/>
       <w:color w:val="4F81BD" w:themeColor="accent1"/>
@@ -1074,7 +891,7 @@
       <w:outlineLvl w:val="3"/>
     </w:pPr>
     <w:rPr>
-      <w:rFonts w:asciiTheme="majorHAnsi" w:eastAsiaTheme="majorEastAsia" w:hAnsiTheme="majorHAnsi" w:cstheme="majorBidi"/>
+      <w:rFonts/>
       <w:b/>
       <w:bCs/>
       <w:i/>
@@ -1099,7 +916,7 @@
       <w:outlineLvl w:val="4"/>
     </w:pPr>
     <w:rPr>
-      <w:rFonts w:asciiTheme="majorHAnsi" w:eastAsiaTheme="majorEastAsia" w:hAnsiTheme="majorHAnsi" w:cstheme="majorBidi"/>
+      <w:rFonts/>
       <w:color w:val="243F60" w:themeColor="accent1" w:themeShade="7F"/>
     </w:rPr>
   </w:style>
@@ -1120,7 +937,7 @@
       <w:outlineLvl w:val="5"/>
     </w:pPr>
     <w:rPr>
-      <w:rFonts w:asciiTheme="majorHAnsi" w:eastAsiaTheme="majorEastAsia" w:hAnsiTheme="majorHAnsi" w:cstheme="majorBidi"/>
+      <w:rFonts/>
       <w:i/>
       <w:iCs/>
       <w:color w:val="243F60" w:themeColor="accent1" w:themeShade="7F"/>
@@ -1143,7 +960,7 @@
       <w:outlineLvl w:val="6"/>
     </w:pPr>
     <w:rPr>
-      <w:rFonts w:asciiTheme="majorHAnsi" w:eastAsiaTheme="majorEastAsia" w:hAnsiTheme="majorHAnsi" w:cstheme="majorBidi"/>
+      <w:rFonts/>
       <w:i/>
       <w:iCs/>
       <w:color w:val="404040" w:themeColor="text1" w:themeTint="BF"/>
@@ -1166,7 +983,7 @@
       <w:outlineLvl w:val="7"/>
     </w:pPr>
     <w:rPr>
-      <w:rFonts w:asciiTheme="majorHAnsi" w:eastAsiaTheme="majorEastAsia" w:hAnsiTheme="majorHAnsi" w:cstheme="majorBidi"/>
+      <w:rFonts/>
       <w:color w:val="4F81BD" w:themeColor="accent1"/>
       <w:sz w:val="20"/>
       <w:szCs w:val="20"/>
@@ -1189,7 +1006,7 @@
       <w:outlineLvl w:val="8"/>
     </w:pPr>
     <w:rPr>
-      <w:rFonts w:asciiTheme="majorHAnsi" w:eastAsiaTheme="majorEastAsia" w:hAnsiTheme="majorHAnsi" w:cstheme="majorBidi"/>
+      <w:rFonts/>
       <w:i/>
       <w:iCs/>
       <w:color w:val="404040" w:themeColor="text1" w:themeTint="BF"/>
@@ -1240,7 +1057,7 @@
     <w:uiPriority w:val="9"/>
     <w:rsid w:val="00FC693F"/>
     <w:rPr>
-      <w:rFonts w:asciiTheme="majorHAnsi" w:eastAsiaTheme="majorEastAsia" w:hAnsiTheme="majorHAnsi" w:cstheme="majorBidi"/>
+      <w:rFonts/>
       <w:b/>
       <w:bCs/>
       <w:color w:val="365F91" w:themeColor="accent1" w:themeShade="BF"/>
@@ -1255,7 +1072,7 @@
     <w:uiPriority w:val="9"/>
     <w:rsid w:val="00FC693F"/>
     <w:rPr>
-      <w:rFonts w:asciiTheme="majorHAnsi" w:eastAsiaTheme="majorEastAsia" w:hAnsiTheme="majorHAnsi" w:cstheme="majorBidi"/>
+      <w:rFonts/>
       <w:b/>
       <w:bCs/>
       <w:color w:val="4F81BD" w:themeColor="accent1"/>
@@ -1270,7 +1087,7 @@
     <w:uiPriority w:val="9"/>
     <w:rsid w:val="00FC693F"/>
     <w:rPr>
-      <w:rFonts w:asciiTheme="majorHAnsi" w:eastAsiaTheme="majorEastAsia" w:hAnsiTheme="majorHAnsi" w:cstheme="majorBidi"/>
+      <w:rFonts/>
       <w:b/>
       <w:bCs/>
       <w:color w:val="4F81BD" w:themeColor="accent1"/>
@@ -1285,19 +1102,17 @@
     <w:qFormat/>
     <w:rsid w:val="00FC693F"/>
     <w:pPr>
-      <w:pBdr>
-        <w:bottom w:val="single" w:sz="8" w:space="4" w:color="4F81BD" w:themeColor="accent1"/>
-      </w:pBdr>
-      <w:spacing w:after="300" w:line="240" w:lineRule="auto"/>
+      <w:spacing w:after="120" w:line="259" w:lineRule="auto"/>
       <w:contextualSpacing/>
     </w:pPr>
     <w:rPr>
-      <w:rFonts w:asciiTheme="majorHAnsi" w:eastAsiaTheme="majorEastAsia" w:hAnsiTheme="majorHAnsi" w:cstheme="majorBidi"/>
-      <w:color w:val="17365D" w:themeColor="text2" w:themeShade="BF"/>
+      <w:rFonts w:ascii="Times New Roman" w:hAnsi="Times New Roman"/>
+      <w:color w:val="000000"/>
       <w:spacing w:val="5"/>
       <w:kern w:val="28"/>
-      <w:sz w:val="52"/>
+      <w:sz w:val="40"/>
       <w:szCs w:val="52"/>
+      <w:lang w:val="ky-KG"/>
     </w:rPr>
   </w:style>
   <w:style w:type="character" w:customStyle="1" w:styleId="TitleChar">
@@ -1307,7 +1122,7 @@
     <w:uiPriority w:val="10"/>
     <w:rsid w:val="00FC693F"/>
     <w:rPr>
-      <w:rFonts w:asciiTheme="majorHAnsi" w:eastAsiaTheme="majorEastAsia" w:hAnsiTheme="majorHAnsi" w:cstheme="majorBidi"/>
+      <w:rFonts/>
       <w:color w:val="17365D" w:themeColor="text2" w:themeShade="BF"/>
       <w:spacing w:val="5"/>
       <w:kern w:val="28"/>
@@ -1329,7 +1144,7 @@
       </w:numPr>
     </w:pPr>
     <w:rPr>
-      <w:rFonts w:asciiTheme="majorHAnsi" w:eastAsiaTheme="majorEastAsia" w:hAnsiTheme="majorHAnsi" w:cstheme="majorBidi"/>
+      <w:rFonts/>
       <w:i/>
       <w:iCs/>
       <w:color w:val="4F81BD" w:themeColor="accent1"/>
@@ -1345,7 +1160,7 @@
     <w:uiPriority w:val="11"/>
     <w:rsid w:val="00FC693F"/>
     <w:rPr>
-      <w:rFonts w:asciiTheme="majorHAnsi" w:eastAsiaTheme="majorEastAsia" w:hAnsiTheme="majorHAnsi" w:cstheme="majorBidi"/>
+      <w:rFonts/>
       <w:i/>
       <w:iCs/>
       <w:color w:val="4F81BD" w:themeColor="accent1"/>
@@ -1470,8 +1285,15 @@
       <w:numPr>
         <w:numId w:val="1"/>
       </w:numPr>
+      <w:spacing w:after="120" w:line="259" w:lineRule="auto"/>
       <w:contextualSpacing/>
     </w:pPr>
+    <w:rPr>
+      <w:rFonts w:ascii="Times New Roman" w:hAnsi="Times New Roman"/>
+      <w:color w:val="000000"/>
+      <w:sz w:val="24"/>
+      <w:lang w:val="ky-KG"/>
+    </w:rPr>
   </w:style>
   <w:style w:type="paragraph" w:styleId="ListBullet2">
     <w:name w:val="List Bullet 2"/>
@@ -1643,7 +1465,7 @@
     <w:semiHidden/>
     <w:rsid w:val="00FC693F"/>
     <w:rPr>
-      <w:rFonts w:asciiTheme="majorHAnsi" w:eastAsiaTheme="majorEastAsia" w:hAnsiTheme="majorHAnsi" w:cstheme="majorBidi"/>
+      <w:rFonts/>
       <w:b/>
       <w:bCs/>
       <w:i/>
@@ -1659,7 +1481,7 @@
     <w:semiHidden/>
     <w:rsid w:val="00FC693F"/>
     <w:rPr>
-      <w:rFonts w:asciiTheme="majorHAnsi" w:eastAsiaTheme="majorEastAsia" w:hAnsiTheme="majorHAnsi" w:cstheme="majorBidi"/>
+      <w:rFonts/>
       <w:color w:val="243F60" w:themeColor="accent1" w:themeShade="7F"/>
     </w:rPr>
   </w:style>
@@ -1671,7 +1493,7 @@
     <w:semiHidden/>
     <w:rsid w:val="00FC693F"/>
     <w:rPr>
-      <w:rFonts w:asciiTheme="majorHAnsi" w:eastAsiaTheme="majorEastAsia" w:hAnsiTheme="majorHAnsi" w:cstheme="majorBidi"/>
+      <w:rFonts/>
       <w:i/>
       <w:iCs/>
       <w:color w:val="243F60" w:themeColor="accent1" w:themeShade="7F"/>
@@ -1685,7 +1507,7 @@
     <w:semiHidden/>
     <w:rsid w:val="00FC693F"/>
     <w:rPr>
-      <w:rFonts w:asciiTheme="majorHAnsi" w:eastAsiaTheme="majorEastAsia" w:hAnsiTheme="majorHAnsi" w:cstheme="majorBidi"/>
+      <w:rFonts/>
       <w:i/>
       <w:iCs/>
       <w:color w:val="404040" w:themeColor="text1" w:themeTint="BF"/>
@@ -1699,7 +1521,7 @@
     <w:semiHidden/>
     <w:rsid w:val="00FC693F"/>
     <w:rPr>
-      <w:rFonts w:asciiTheme="majorHAnsi" w:eastAsiaTheme="majorEastAsia" w:hAnsiTheme="majorHAnsi" w:cstheme="majorBidi"/>
+      <w:rFonts/>
       <w:color w:val="4F81BD" w:themeColor="accent1"/>
       <w:sz w:val="20"/>
       <w:szCs w:val="20"/>
@@ -1713,7 +1535,7 @@
     <w:semiHidden/>
     <w:rsid w:val="00FC693F"/>
     <w:rPr>
-      <w:rFonts w:asciiTheme="majorHAnsi" w:eastAsiaTheme="majorEastAsia" w:hAnsiTheme="majorHAnsi" w:cstheme="majorBidi"/>
+      <w:rFonts/>
       <w:i/>
       <w:iCs/>
       <w:color w:val="404040" w:themeColor="text1" w:themeTint="BF"/>
@@ -1772,9 +1594,6 @@
     <w:qFormat/>
     <w:rsid w:val="00FC693F"/>
     <w:pPr>
-      <w:pBdr>
-        <w:bottom w:val="single" w:sz="4" w:space="4" w:color="4F81BD" w:themeColor="accent1"/>
-      </w:pBdr>
       <w:spacing w:before="200" w:after="280"/>
       <w:ind w:left="936" w:right="936"/>
     </w:pPr>
@@ -3302,7 +3121,7 @@
         <w:spacing w:before="0" w:after="0" w:line="240" w:lineRule="auto"/>
       </w:pPr>
       <w:rPr>
-        <w:rFonts w:asciiTheme="majorHAnsi" w:eastAsiaTheme="majorEastAsia" w:hAnsiTheme="majorHAnsi" w:cstheme="majorBidi"/>
+        <w:rFonts/>
         <w:b/>
         <w:bCs/>
       </w:rPr>
@@ -3323,7 +3142,7 @@
         <w:spacing w:before="0" w:after="0" w:line="240" w:lineRule="auto"/>
       </w:pPr>
       <w:rPr>
-        <w:rFonts w:asciiTheme="majorHAnsi" w:eastAsiaTheme="majorEastAsia" w:hAnsiTheme="majorHAnsi" w:cstheme="majorBidi"/>
+        <w:rFonts/>
         <w:b/>
         <w:bCs/>
       </w:rPr>
@@ -3341,14 +3160,14 @@
     </w:tblStylePr>
     <w:tblStylePr w:type="firstCol">
       <w:rPr>
-        <w:rFonts w:asciiTheme="majorHAnsi" w:eastAsiaTheme="majorEastAsia" w:hAnsiTheme="majorHAnsi" w:cstheme="majorBidi"/>
+        <w:rFonts/>
         <w:b/>
         <w:bCs/>
       </w:rPr>
     </w:tblStylePr>
     <w:tblStylePr w:type="lastCol">
       <w:rPr>
-        <w:rFonts w:asciiTheme="majorHAnsi" w:eastAsiaTheme="majorEastAsia" w:hAnsiTheme="majorHAnsi" w:cstheme="majorBidi"/>
+        <w:rFonts/>
         <w:b/>
         <w:bCs/>
       </w:rPr>
@@ -3432,7 +3251,7 @@
         <w:spacing w:before="0" w:after="0" w:line="240" w:lineRule="auto"/>
       </w:pPr>
       <w:rPr>
-        <w:rFonts w:asciiTheme="majorHAnsi" w:eastAsiaTheme="majorEastAsia" w:hAnsiTheme="majorHAnsi" w:cstheme="majorBidi"/>
+        <w:rFonts/>
         <w:b/>
         <w:bCs/>
       </w:rPr>
@@ -3453,7 +3272,7 @@
         <w:spacing w:before="0" w:after="0" w:line="240" w:lineRule="auto"/>
       </w:pPr>
       <w:rPr>
-        <w:rFonts w:asciiTheme="majorHAnsi" w:eastAsiaTheme="majorEastAsia" w:hAnsiTheme="majorHAnsi" w:cstheme="majorBidi"/>
+        <w:rFonts/>
         <w:b/>
         <w:bCs/>
       </w:rPr>
@@ -3471,14 +3290,14 @@
     </w:tblStylePr>
     <w:tblStylePr w:type="firstCol">
       <w:rPr>
-        <w:rFonts w:asciiTheme="majorHAnsi" w:eastAsiaTheme="majorEastAsia" w:hAnsiTheme="majorHAnsi" w:cstheme="majorBidi"/>
+        <w:rFonts/>
         <w:b/>
         <w:bCs/>
       </w:rPr>
     </w:tblStylePr>
     <w:tblStylePr w:type="lastCol">
       <w:rPr>
-        <w:rFonts w:asciiTheme="majorHAnsi" w:eastAsiaTheme="majorEastAsia" w:hAnsiTheme="majorHAnsi" w:cstheme="majorBidi"/>
+        <w:rFonts/>
         <w:b/>
         <w:bCs/>
       </w:rPr>
@@ -3562,7 +3381,7 @@
         <w:spacing w:before="0" w:after="0" w:line="240" w:lineRule="auto"/>
       </w:pPr>
       <w:rPr>
-        <w:rFonts w:asciiTheme="majorHAnsi" w:eastAsiaTheme="majorEastAsia" w:hAnsiTheme="majorHAnsi" w:cstheme="majorBidi"/>
+        <w:rFonts/>
         <w:b/>
         <w:bCs/>
       </w:rPr>
@@ -3583,7 +3402,7 @@
         <w:spacing w:before="0" w:after="0" w:line="240" w:lineRule="auto"/>
       </w:pPr>
       <w:rPr>
-        <w:rFonts w:asciiTheme="majorHAnsi" w:eastAsiaTheme="majorEastAsia" w:hAnsiTheme="majorHAnsi" w:cstheme="majorBidi"/>
+        <w:rFonts/>
         <w:b/>
         <w:bCs/>
       </w:rPr>
@@ -3601,14 +3420,14 @@
     </w:tblStylePr>
     <w:tblStylePr w:type="firstCol">
       <w:rPr>
-        <w:rFonts w:asciiTheme="majorHAnsi" w:eastAsiaTheme="majorEastAsia" w:hAnsiTheme="majorHAnsi" w:cstheme="majorBidi"/>
+        <w:rFonts/>
         <w:b/>
         <w:bCs/>
       </w:rPr>
     </w:tblStylePr>
     <w:tblStylePr w:type="lastCol">
       <w:rPr>
-        <w:rFonts w:asciiTheme="majorHAnsi" w:eastAsiaTheme="majorEastAsia" w:hAnsiTheme="majorHAnsi" w:cstheme="majorBidi"/>
+        <w:rFonts/>
         <w:b/>
         <w:bCs/>
       </w:rPr>
@@ -3692,7 +3511,7 @@
         <w:spacing w:before="0" w:after="0" w:line="240" w:lineRule="auto"/>
       </w:pPr>
       <w:rPr>
-        <w:rFonts w:asciiTheme="majorHAnsi" w:eastAsiaTheme="majorEastAsia" w:hAnsiTheme="majorHAnsi" w:cstheme="majorBidi"/>
+        <w:rFonts/>
         <w:b/>
         <w:bCs/>
       </w:rPr>
@@ -3713,7 +3532,7 @@
         <w:spacing w:before="0" w:after="0" w:line="240" w:lineRule="auto"/>
       </w:pPr>
       <w:rPr>
-        <w:rFonts w:asciiTheme="majorHAnsi" w:eastAsiaTheme="majorEastAsia" w:hAnsiTheme="majorHAnsi" w:cstheme="majorBidi"/>
+        <w:rFonts/>
         <w:b/>
         <w:bCs/>
       </w:rPr>
@@ -3731,14 +3550,14 @@
     </w:tblStylePr>
     <w:tblStylePr w:type="firstCol">
       <w:rPr>
-        <w:rFonts w:asciiTheme="majorHAnsi" w:eastAsiaTheme="majorEastAsia" w:hAnsiTheme="majorHAnsi" w:cstheme="majorBidi"/>
+        <w:rFonts/>
         <w:b/>
         <w:bCs/>
       </w:rPr>
     </w:tblStylePr>
     <w:tblStylePr w:type="lastCol">
       <w:rPr>
-        <w:rFonts w:asciiTheme="majorHAnsi" w:eastAsiaTheme="majorEastAsia" w:hAnsiTheme="majorHAnsi" w:cstheme="majorBidi"/>
+        <w:rFonts/>
         <w:b/>
         <w:bCs/>
       </w:rPr>
@@ -3822,7 +3641,7 @@
         <w:spacing w:before="0" w:after="0" w:line="240" w:lineRule="auto"/>
       </w:pPr>
       <w:rPr>
-        <w:rFonts w:asciiTheme="majorHAnsi" w:eastAsiaTheme="majorEastAsia" w:hAnsiTheme="majorHAnsi" w:cstheme="majorBidi"/>
+        <w:rFonts/>
         <w:b/>
         <w:bCs/>
       </w:rPr>
@@ -3843,7 +3662,7 @@
         <w:spacing w:before="0" w:after="0" w:line="240" w:lineRule="auto"/>
       </w:pPr>
       <w:rPr>
-        <w:rFonts w:asciiTheme="majorHAnsi" w:eastAsiaTheme="majorEastAsia" w:hAnsiTheme="majorHAnsi" w:cstheme="majorBidi"/>
+        <w:rFonts/>
         <w:b/>
         <w:bCs/>
       </w:rPr>
@@ -3861,14 +3680,14 @@
     </w:tblStylePr>
     <w:tblStylePr w:type="firstCol">
       <w:rPr>
-        <w:rFonts w:asciiTheme="majorHAnsi" w:eastAsiaTheme="majorEastAsia" w:hAnsiTheme="majorHAnsi" w:cstheme="majorBidi"/>
+        <w:rFonts/>
         <w:b/>
         <w:bCs/>
       </w:rPr>
     </w:tblStylePr>
     <w:tblStylePr w:type="lastCol">
       <w:rPr>
-        <w:rFonts w:asciiTheme="majorHAnsi" w:eastAsiaTheme="majorEastAsia" w:hAnsiTheme="majorHAnsi" w:cstheme="majorBidi"/>
+        <w:rFonts/>
         <w:b/>
         <w:bCs/>
       </w:rPr>
@@ -3952,7 +3771,7 @@
         <w:spacing w:before="0" w:after="0" w:line="240" w:lineRule="auto"/>
       </w:pPr>
       <w:rPr>
-        <w:rFonts w:asciiTheme="majorHAnsi" w:eastAsiaTheme="majorEastAsia" w:hAnsiTheme="majorHAnsi" w:cstheme="majorBidi"/>
+        <w:rFonts/>
         <w:b/>
         <w:bCs/>
       </w:rPr>
@@ -3973,7 +3792,7 @@
         <w:spacing w:before="0" w:after="0" w:line="240" w:lineRule="auto"/>
       </w:pPr>
       <w:rPr>
-        <w:rFonts w:asciiTheme="majorHAnsi" w:eastAsiaTheme="majorEastAsia" w:hAnsiTheme="majorHAnsi" w:cstheme="majorBidi"/>
+        <w:rFonts/>
         <w:b/>
         <w:bCs/>
       </w:rPr>
@@ -3991,14 +3810,14 @@
     </w:tblStylePr>
     <w:tblStylePr w:type="firstCol">
       <w:rPr>
-        <w:rFonts w:asciiTheme="majorHAnsi" w:eastAsiaTheme="majorEastAsia" w:hAnsiTheme="majorHAnsi" w:cstheme="majorBidi"/>
+        <w:rFonts/>
         <w:b/>
         <w:bCs/>
       </w:rPr>
     </w:tblStylePr>
     <w:tblStylePr w:type="lastCol">
       <w:rPr>
-        <w:rFonts w:asciiTheme="majorHAnsi" w:eastAsiaTheme="majorEastAsia" w:hAnsiTheme="majorHAnsi" w:cstheme="majorBidi"/>
+        <w:rFonts/>
         <w:b/>
         <w:bCs/>
       </w:rPr>
@@ -4082,7 +3901,7 @@
         <w:spacing w:before="0" w:after="0" w:line="240" w:lineRule="auto"/>
       </w:pPr>
       <w:rPr>
-        <w:rFonts w:asciiTheme="majorHAnsi" w:eastAsiaTheme="majorEastAsia" w:hAnsiTheme="majorHAnsi" w:cstheme="majorBidi"/>
+        <w:rFonts/>
         <w:b/>
         <w:bCs/>
       </w:rPr>
@@ -4103,7 +3922,7 @@
         <w:spacing w:before="0" w:after="0" w:line="240" w:lineRule="auto"/>
       </w:pPr>
       <w:rPr>
-        <w:rFonts w:asciiTheme="majorHAnsi" w:eastAsiaTheme="majorEastAsia" w:hAnsiTheme="majorHAnsi" w:cstheme="majorBidi"/>
+        <w:rFonts/>
         <w:b/>
         <w:bCs/>
       </w:rPr>
@@ -4121,14 +3940,14 @@
     </w:tblStylePr>
     <w:tblStylePr w:type="firstCol">
       <w:rPr>
-        <w:rFonts w:asciiTheme="majorHAnsi" w:eastAsiaTheme="majorEastAsia" w:hAnsiTheme="majorHAnsi" w:cstheme="majorBidi"/>
+        <w:rFonts/>
         <w:b/>
         <w:bCs/>
       </w:rPr>
     </w:tblStylePr>
     <w:tblStylePr w:type="lastCol">
       <w:rPr>
-        <w:rFonts w:asciiTheme="majorHAnsi" w:eastAsiaTheme="majorEastAsia" w:hAnsiTheme="majorHAnsi" w:cstheme="majorBidi"/>
+        <w:rFonts/>
         <w:b/>
         <w:bCs/>
       </w:rPr>
@@ -5993,7 +5812,7 @@
     </w:tblPr>
     <w:tblStylePr w:type="firstRow">
       <w:rPr>
-        <w:rFonts w:asciiTheme="majorHAnsi" w:eastAsiaTheme="majorEastAsia" w:hAnsiTheme="majorHAnsi" w:cstheme="majorBidi"/>
+        <w:rFonts/>
       </w:rPr>
       <w:tblPr/>
       <w:tcPr>
@@ -6077,7 +5896,7 @@
     </w:tblPr>
     <w:tblStylePr w:type="firstRow">
       <w:rPr>
-        <w:rFonts w:asciiTheme="majorHAnsi" w:eastAsiaTheme="majorEastAsia" w:hAnsiTheme="majorHAnsi" w:cstheme="majorBidi"/>
+        <w:rFonts/>
       </w:rPr>
       <w:tblPr/>
       <w:tcPr>
@@ -6161,7 +5980,7 @@
     </w:tblPr>
     <w:tblStylePr w:type="firstRow">
       <w:rPr>
-        <w:rFonts w:asciiTheme="majorHAnsi" w:eastAsiaTheme="majorEastAsia" w:hAnsiTheme="majorHAnsi" w:cstheme="majorBidi"/>
+        <w:rFonts/>
       </w:rPr>
       <w:tblPr/>
       <w:tcPr>
@@ -6245,7 +6064,7 @@
     </w:tblPr>
     <w:tblStylePr w:type="firstRow">
       <w:rPr>
-        <w:rFonts w:asciiTheme="majorHAnsi" w:eastAsiaTheme="majorEastAsia" w:hAnsiTheme="majorHAnsi" w:cstheme="majorBidi"/>
+        <w:rFonts/>
       </w:rPr>
       <w:tblPr/>
       <w:tcPr>
@@ -6329,7 +6148,7 @@
     </w:tblPr>
     <w:tblStylePr w:type="firstRow">
       <w:rPr>
-        <w:rFonts w:asciiTheme="majorHAnsi" w:eastAsiaTheme="majorEastAsia" w:hAnsiTheme="majorHAnsi" w:cstheme="majorBidi"/>
+        <w:rFonts/>
       </w:rPr>
       <w:tblPr/>
       <w:tcPr>
@@ -6413,7 +6232,7 @@
     </w:tblPr>
     <w:tblStylePr w:type="firstRow">
       <w:rPr>
-        <w:rFonts w:asciiTheme="majorHAnsi" w:eastAsiaTheme="majorEastAsia" w:hAnsiTheme="majorHAnsi" w:cstheme="majorBidi"/>
+        <w:rFonts/>
       </w:rPr>
       <w:tblPr/>
       <w:tcPr>
@@ -6497,7 +6316,7 @@
     </w:tblPr>
     <w:tblStylePr w:type="firstRow">
       <w:rPr>
-        <w:rFonts w:asciiTheme="majorHAnsi" w:eastAsiaTheme="majorEastAsia" w:hAnsiTheme="majorHAnsi" w:cstheme="majorBidi"/>
+        <w:rFonts/>
       </w:rPr>
       <w:tblPr/>
       <w:tcPr>
@@ -6562,7 +6381,7 @@
       <w:spacing w:after="0" w:line="240" w:lineRule="auto"/>
     </w:pPr>
     <w:rPr>
-      <w:rFonts w:asciiTheme="majorHAnsi" w:eastAsiaTheme="majorEastAsia" w:hAnsiTheme="majorHAnsi" w:cstheme="majorBidi"/>
+      <w:rFonts/>
       <w:color w:val="000000" w:themeColor="text1"/>
     </w:rPr>
     <w:tblPr>
@@ -6690,7 +6509,7 @@
       <w:spacing w:after="0" w:line="240" w:lineRule="auto"/>
     </w:pPr>
     <w:rPr>
-      <w:rFonts w:asciiTheme="majorHAnsi" w:eastAsiaTheme="majorEastAsia" w:hAnsiTheme="majorHAnsi" w:cstheme="majorBidi"/>
+      <w:rFonts/>
       <w:color w:val="000000" w:themeColor="text1"/>
     </w:rPr>
     <w:tblPr>
@@ -6818,7 +6637,7 @@
       <w:spacing w:after="0" w:line="240" w:lineRule="auto"/>
     </w:pPr>
     <w:rPr>
-      <w:rFonts w:asciiTheme="majorHAnsi" w:eastAsiaTheme="majorEastAsia" w:hAnsiTheme="majorHAnsi" w:cstheme="majorBidi"/>
+      <w:rFonts/>
       <w:color w:val="000000" w:themeColor="text1"/>
     </w:rPr>
     <w:tblPr>
@@ -6946,7 +6765,7 @@
       <w:spacing w:after="0" w:line="240" w:lineRule="auto"/>
     </w:pPr>
     <w:rPr>
-      <w:rFonts w:asciiTheme="majorHAnsi" w:eastAsiaTheme="majorEastAsia" w:hAnsiTheme="majorHAnsi" w:cstheme="majorBidi"/>
+      <w:rFonts/>
       <w:color w:val="000000" w:themeColor="text1"/>
     </w:rPr>
     <w:tblPr>
@@ -7074,7 +6893,7 @@
       <w:spacing w:after="0" w:line="240" w:lineRule="auto"/>
     </w:pPr>
     <w:rPr>
-      <w:rFonts w:asciiTheme="majorHAnsi" w:eastAsiaTheme="majorEastAsia" w:hAnsiTheme="majorHAnsi" w:cstheme="majorBidi"/>
+      <w:rFonts/>
       <w:color w:val="000000" w:themeColor="text1"/>
     </w:rPr>
     <w:tblPr>
@@ -7202,7 +7021,7 @@
       <w:spacing w:after="0" w:line="240" w:lineRule="auto"/>
     </w:pPr>
     <w:rPr>
-      <w:rFonts w:asciiTheme="majorHAnsi" w:eastAsiaTheme="majorEastAsia" w:hAnsiTheme="majorHAnsi" w:cstheme="majorBidi"/>
+      <w:rFonts/>
       <w:color w:val="000000" w:themeColor="text1"/>
     </w:rPr>
     <w:tblPr>
@@ -7330,7 +7149,7 @@
       <w:spacing w:after="0" w:line="240" w:lineRule="auto"/>
     </w:pPr>
     <w:rPr>
-      <w:rFonts w:asciiTheme="majorHAnsi" w:eastAsiaTheme="majorEastAsia" w:hAnsiTheme="majorHAnsi" w:cstheme="majorBidi"/>
+      <w:rFonts/>
       <w:color w:val="000000" w:themeColor="text1"/>
     </w:rPr>
     <w:tblPr>
@@ -7969,7 +7788,7 @@
       <w:spacing w:after="0" w:line="240" w:lineRule="auto"/>
     </w:pPr>
     <w:rPr>
-      <w:rFonts w:asciiTheme="majorHAnsi" w:eastAsiaTheme="majorEastAsia" w:hAnsiTheme="majorHAnsi" w:cstheme="majorBidi"/>
+      <w:rFonts/>
       <w:color w:val="000000" w:themeColor="text1"/>
     </w:rPr>
     <w:tblPr>
@@ -8094,7 +7913,7 @@
       <w:spacing w:after="0" w:line="240" w:lineRule="auto"/>
     </w:pPr>
     <w:rPr>
-      <w:rFonts w:asciiTheme="majorHAnsi" w:eastAsiaTheme="majorEastAsia" w:hAnsiTheme="majorHAnsi" w:cstheme="majorBidi"/>
+      <w:rFonts/>
       <w:color w:val="000000" w:themeColor="text1"/>
     </w:rPr>
     <w:tblPr>
@@ -8219,7 +8038,7 @@
       <w:spacing w:after="0" w:line="240" w:lineRule="auto"/>
     </w:pPr>
     <w:rPr>
-      <w:rFonts w:asciiTheme="majorHAnsi" w:eastAsiaTheme="majorEastAsia" w:hAnsiTheme="majorHAnsi" w:cstheme="majorBidi"/>
+      <w:rFonts/>
       <w:color w:val="000000" w:themeColor="text1"/>
     </w:rPr>
     <w:tblPr>
@@ -8344,7 +8163,7 @@
       <w:spacing w:after="0" w:line="240" w:lineRule="auto"/>
     </w:pPr>
     <w:rPr>
-      <w:rFonts w:asciiTheme="majorHAnsi" w:eastAsiaTheme="majorEastAsia" w:hAnsiTheme="majorHAnsi" w:cstheme="majorBidi"/>
+      <w:rFonts/>
       <w:color w:val="000000" w:themeColor="text1"/>
     </w:rPr>
     <w:tblPr>
@@ -8469,7 +8288,7 @@
       <w:spacing w:after="0" w:line="240" w:lineRule="auto"/>
     </w:pPr>
     <w:rPr>
-      <w:rFonts w:asciiTheme="majorHAnsi" w:eastAsiaTheme="majorEastAsia" w:hAnsiTheme="majorHAnsi" w:cstheme="majorBidi"/>
+      <w:rFonts/>
       <w:color w:val="000000" w:themeColor="text1"/>
     </w:rPr>
     <w:tblPr>
@@ -8594,7 +8413,7 @@
       <w:spacing w:after="0" w:line="240" w:lineRule="auto"/>
     </w:pPr>
     <w:rPr>
-      <w:rFonts w:asciiTheme="majorHAnsi" w:eastAsiaTheme="majorEastAsia" w:hAnsiTheme="majorHAnsi" w:cstheme="majorBidi"/>
+      <w:rFonts/>
       <w:color w:val="000000" w:themeColor="text1"/>
     </w:rPr>
     <w:tblPr>
@@ -8719,7 +8538,7 @@
       <w:spacing w:after="0" w:line="240" w:lineRule="auto"/>
     </w:pPr>
     <w:rPr>
-      <w:rFonts w:asciiTheme="majorHAnsi" w:eastAsiaTheme="majorEastAsia" w:hAnsiTheme="majorHAnsi" w:cstheme="majorBidi"/>
+      <w:rFonts/>
       <w:color w:val="000000" w:themeColor="text1"/>
     </w:rPr>
     <w:tblPr>
